--- a/Modules/01-identity-access-management.docx
+++ b/Modules/01-identity-access-management.docx
@@ -7,11 +7,6 @@
         <w:jc w:val="center"/>
       </w:pPr>
       <w:r>
-        <w:rPr>
-          <w:b/>
-          <w:color w:val="1F4E79"/>
-          <w:sz w:val="40"/>
-        </w:rPr>
         <w:t>Module 01: Identity &amp; Access Management</w:t>
       </w:r>
     </w:p>
@@ -20,11 +15,7 @@
         <w:jc w:val="center"/>
       </w:pPr>
       <w:r>
-        <w:rPr>
-          <w:color w:val="595959"/>
-          <w:sz w:val="24"/>
-        </w:rPr>
-        <w:t>Business Analysis Document - Example</w:t>
+        <w:t>Business Analysis Document</w:t>
       </w:r>
     </w:p>
     <w:p>
@@ -41,7 +32,7 @@
     </w:p>
     <w:p>
       <w:r>
-        <w:t>Identity &amp; Access Management handles user registration, login, roles, permissions, and account access for the e-learning platform.</w:t>
+        <w:t>Identity &amp; Access Management handles user registration, identity verification, authentication, authorization, session control, teacher approval, and secure account access for the e-learning platform.</w:t>
       </w:r>
     </w:p>
     <w:p>
@@ -77,29 +68,7 @@
             <w:vAlign w:val="center"/>
           </w:tcPr>
           <w:p>
-            <w:pPr>
-              <w:spacing w:after="0"/>
-            </w:pPr>
-          </w:p>
-        </w:tc>
-      </w:tr>
-      <w:tr>
-        <w:trPr>
-          <w:jc w:val="center"/>
-        </w:trPr>
-        <w:tc>
-          <w:tcPr>
-            <w:tcW w:w="4675" w:type="dxa"/>
-            <w:vAlign w:val="center"/>
-          </w:tcPr>
-          <w:p>
-            <w:pPr>
-              <w:spacing w:after="0"/>
-            </w:pPr>
             <w:r>
-              <w:rPr>
-                <w:sz w:val="19"/>
-              </w:rPr>
               <w:t>Student registration and login</w:t>
             </w:r>
           </w:p>
@@ -115,14 +84,8 @@
             <w:vAlign w:val="center"/>
           </w:tcPr>
           <w:p>
-            <w:pPr>
-              <w:spacing w:after="0"/>
-            </w:pPr>
             <w:r>
-              <w:rPr>
-                <w:sz w:val="19"/>
-              </w:rPr>
-              <w:t>Parent registration and login</w:t>
+              <w:t>Parent registration and login and student linking</w:t>
             </w:r>
           </w:p>
         </w:tc>
@@ -137,14 +100,8 @@
             <w:vAlign w:val="center"/>
           </w:tcPr>
           <w:p>
-            <w:pPr>
-              <w:spacing w:after="0"/>
-            </w:pPr>
             <w:r>
-              <w:rPr>
-                <w:sz w:val="19"/>
-              </w:rPr>
-              <w:t>Teacher account approval by admin</w:t>
+              <w:t>Teacher registration, verification, and approval workflow</w:t>
             </w:r>
           </w:p>
         </w:tc>
@@ -159,14 +116,8 @@
             <w:vAlign w:val="center"/>
           </w:tcPr>
           <w:p>
-            <w:pPr>
-              <w:spacing w:after="0"/>
-            </w:pPr>
             <w:r>
-              <w:rPr>
-                <w:sz w:val="19"/>
-              </w:rPr>
-              <w:t>Admin login and user management</w:t>
+              <w:t>Admin login and user account management</w:t>
             </w:r>
           </w:p>
         </w:tc>
@@ -181,14 +132,8 @@
             <w:vAlign w:val="center"/>
           </w:tcPr>
           <w:p>
-            <w:pPr>
-              <w:spacing w:after="0"/>
-            </w:pPr>
             <w:r>
-              <w:rPr>
-                <w:sz w:val="19"/>
-              </w:rPr>
-              <w:t>Role-based access control</w:t>
+              <w:t>Role-based access control for screens and actions</w:t>
             </w:r>
           </w:p>
         </w:tc>
@@ -203,14 +148,54 @@
             <w:vAlign w:val="center"/>
           </w:tcPr>
           <w:p>
-            <w:pPr>
-              <w:spacing w:after="0"/>
-            </w:pPr>
             <w:r>
-              <w:rPr>
-                <w:sz w:val="19"/>
-              </w:rPr>
-              <w:t>Basic profile update</w:t>
+              <w:t>Account verification, activation, suspension, and deactivation</w:t>
+            </w:r>
+          </w:p>
+        </w:tc>
+      </w:tr>
+      <w:tr>
+        <w:trPr>
+          <w:jc w:val="center"/>
+        </w:trPr>
+        <w:tc>
+          <w:tcPr>
+            <w:tcW w:w="4675" w:type="dxa"/>
+            <w:vAlign w:val="center"/>
+          </w:tcPr>
+          <w:p>
+            <w:r>
+              <w:t>Password reset and secure account recovery</w:t>
+            </w:r>
+          </w:p>
+        </w:tc>
+      </w:tr>
+      <w:tr>
+        <w:trPr>
+          <w:jc w:val="center"/>
+        </w:trPr>
+        <w:tc>
+          <w:tcPr>
+            <w:tcW w:w="4675" w:type="dxa"/>
+          </w:tcPr>
+          <w:p>
+            <w:r>
+              <w:t>Basic profile update for identity-related data</w:t>
+            </w:r>
+          </w:p>
+        </w:tc>
+      </w:tr>
+      <w:tr>
+        <w:trPr>
+          <w:jc w:val="center"/>
+        </w:trPr>
+        <w:tc>
+          <w:tcPr>
+            <w:tcW w:w="4675" w:type="dxa"/>
+          </w:tcPr>
+          <w:p>
+            <w:r>
+              <w:t>Authentication audit logging and failed-login monitoring</w:t>
             </w:r>
           </w:p>
         </w:tc>
@@ -250,14 +235,7 @@
             <w:vAlign w:val="center"/>
           </w:tcPr>
           <w:p>
-            <w:pPr>
-              <w:spacing w:after="0"/>
-            </w:pPr>
             <w:r>
-              <w:rPr>
-                <w:b/>
-                <w:sz w:val="19"/>
-              </w:rPr>
               <w:t>Actor</w:t>
             </w:r>
           </w:p>
@@ -269,14 +247,7 @@
             <w:vAlign w:val="center"/>
           </w:tcPr>
           <w:p>
-            <w:pPr>
-              <w:spacing w:after="0"/>
-            </w:pPr>
             <w:r>
-              <w:rPr>
-                <w:b/>
-                <w:sz w:val="19"/>
-              </w:rPr>
               <w:t>Need</w:t>
             </w:r>
           </w:p>
@@ -292,13 +263,7 @@
             <w:vAlign w:val="center"/>
           </w:tcPr>
           <w:p>
-            <w:pPr>
-              <w:spacing w:after="0"/>
-            </w:pPr>
             <w:r>
-              <w:rPr>
-                <w:sz w:val="19"/>
-              </w:rPr>
               <w:t>Student</w:t>
             </w:r>
           </w:p>
@@ -309,14 +274,8 @@
             <w:vAlign w:val="center"/>
           </w:tcPr>
           <w:p>
-            <w:pPr>
-              <w:spacing w:after="0"/>
-            </w:pPr>
             <w:r>
-              <w:rPr>
-                <w:sz w:val="19"/>
-              </w:rPr>
-              <w:t>Create account, log in, access enrolled learning content</w:t>
+              <w:t>Create account, verify identity, log in, manage password, and access enrolled learning content.</w:t>
             </w:r>
           </w:p>
         </w:tc>
@@ -331,13 +290,7 @@
             <w:vAlign w:val="center"/>
           </w:tcPr>
           <w:p>
-            <w:pPr>
-              <w:spacing w:after="0"/>
-            </w:pPr>
             <w:r>
-              <w:rPr>
-                <w:sz w:val="19"/>
-              </w:rPr>
               <w:t>Parent</w:t>
             </w:r>
           </w:p>
@@ -348,42 +301,20 @@
             <w:vAlign w:val="center"/>
           </w:tcPr>
           <w:p>
-            <w:pPr>
-              <w:spacing w:after="0"/>
-            </w:pPr>
             <w:r>
-              <w:rPr>
-                <w:sz w:val="19"/>
-              </w:rPr>
-              <w:t xml:space="preserve">Create </w:t>
+              <w:t>Create account</w:t>
             </w:r>
-            <w:proofErr w:type="gramStart"/>
             <w:r>
-              <w:rPr>
-                <w:sz w:val="19"/>
-              </w:rPr>
-              <w:t>account</w:t>
+              <w:t xml:space="preserve"> with admin invitation link to</w:t>
             </w:r>
-            <w:proofErr w:type="gramEnd"/>
             <w:r>
-              <w:rPr>
-                <w:sz w:val="19"/>
-              </w:rPr>
-              <w:t xml:space="preserve">, link to </w:t>
+              <w:t xml:space="preserve"> link </w:t>
             </w:r>
-            <w:proofErr w:type="gramStart"/>
             <w:r>
-              <w:rPr>
-                <w:sz w:val="19"/>
-              </w:rPr>
-              <w:t>student</w:t>
+              <w:t>with</w:t>
             </w:r>
-            <w:proofErr w:type="gramEnd"/>
             <w:r>
-              <w:rPr>
-                <w:sz w:val="19"/>
-              </w:rPr>
-              <w:t>, view progress and redeem codes</w:t>
+              <w:t xml:space="preserve"> student, log in, and monitor linked student progress.</w:t>
             </w:r>
           </w:p>
         </w:tc>
@@ -398,13 +329,7 @@
             <w:vAlign w:val="center"/>
           </w:tcPr>
           <w:p>
-            <w:pPr>
-              <w:spacing w:after="0"/>
-            </w:pPr>
             <w:r>
-              <w:rPr>
-                <w:sz w:val="19"/>
-              </w:rPr>
               <w:t>Teacher</w:t>
             </w:r>
           </w:p>
@@ -415,14 +340,8 @@
             <w:vAlign w:val="center"/>
           </w:tcPr>
           <w:p>
-            <w:pPr>
-              <w:spacing w:after="0"/>
-            </w:pPr>
             <w:r>
-              <w:rPr>
-                <w:sz w:val="19"/>
-              </w:rPr>
-              <w:t>Access teacher dashboard after approval</w:t>
+              <w:t>Register, submit verification details, await approval, and access the teacher dashboard after activation.</w:t>
             </w:r>
           </w:p>
         </w:tc>
@@ -437,13 +356,7 @@
             <w:vAlign w:val="center"/>
           </w:tcPr>
           <w:p>
-            <w:pPr>
-              <w:spacing w:after="0"/>
-            </w:pPr>
             <w:r>
-              <w:rPr>
-                <w:sz w:val="19"/>
-              </w:rPr>
               <w:t>Admin</w:t>
             </w:r>
           </w:p>
@@ -454,14 +367,33 @@
             <w:vAlign w:val="center"/>
           </w:tcPr>
           <w:p>
-            <w:pPr>
-              <w:spacing w:after="0"/>
-            </w:pPr>
             <w:r>
-              <w:rPr>
-                <w:sz w:val="19"/>
-              </w:rPr>
-              <w:t>Approve teachers and manage user accounts</w:t>
+              <w:t>Approve teachers, manage user accounts and statuses, and audit identity-related actions.</w:t>
+            </w:r>
+          </w:p>
+        </w:tc>
+      </w:tr>
+      <w:tr>
+        <w:trPr>
+          <w:jc w:val="center"/>
+        </w:trPr>
+        <w:tc>
+          <w:tcPr>
+            <w:tcW w:w="4675" w:type="dxa"/>
+          </w:tcPr>
+          <w:p>
+            <w:r>
+              <w:t>System</w:t>
+            </w:r>
+          </w:p>
+        </w:tc>
+        <w:tc>
+          <w:tcPr>
+            <w:tcW w:w="4675" w:type="dxa"/>
+          </w:tcPr>
+          <w:p>
+            <w:r>
+              <w:t>Validate credentials, enforce security rules, manage sessions, and notify users about identity events.</w:t>
             </w:r>
           </w:p>
         </w:tc>
@@ -476,6 +408,7 @@
           <w:rFonts w:ascii="Calibri" w:hAnsi="Calibri"/>
           <w:color w:val="2E74B5"/>
         </w:rPr>
+        <w:lastRenderedPageBreak/>
         <w:t>4.</w:t>
       </w:r>
       <w:r>
@@ -494,8 +427,8 @@
         <w:tblLook w:val="04A0" w:firstRow="1" w:lastRow="0" w:firstColumn="1" w:lastColumn="0" w:noHBand="0" w:noVBand="1"/>
       </w:tblPr>
       <w:tblGrid>
-        <w:gridCol w:w="4675"/>
-        <w:gridCol w:w="4675"/>
+        <w:gridCol w:w="4674"/>
+        <w:gridCol w:w="4676"/>
       </w:tblGrid>
       <w:tr>
         <w:trPr>
@@ -508,14 +441,7 @@
             <w:vAlign w:val="center"/>
           </w:tcPr>
           <w:p>
-            <w:pPr>
-              <w:spacing w:after="0"/>
-            </w:pPr>
             <w:r>
-              <w:rPr>
-                <w:b/>
-                <w:sz w:val="19"/>
-              </w:rPr>
               <w:t>Rule ID</w:t>
             </w:r>
           </w:p>
@@ -527,14 +453,7 @@
             <w:vAlign w:val="center"/>
           </w:tcPr>
           <w:p>
-            <w:pPr>
-              <w:spacing w:after="0"/>
-            </w:pPr>
             <w:r>
-              <w:rPr>
-                <w:b/>
-                <w:sz w:val="19"/>
-              </w:rPr>
               <w:t>Business Rule</w:t>
             </w:r>
           </w:p>
@@ -550,19 +469,7 @@
             <w:vAlign w:val="center"/>
           </w:tcPr>
           <w:p>
-            <w:pPr>
-              <w:spacing w:after="0"/>
-            </w:pPr>
             <w:r>
-              <w:rPr>
-                <w:sz w:val="19"/>
-              </w:rPr>
-              <w:t xml:space="preserve"> </w:t>
-            </w:r>
-            <w:r>
-              <w:rPr>
-                <w:sz w:val="19"/>
-              </w:rPr>
               <w:t>BR-01</w:t>
             </w:r>
           </w:p>
@@ -573,14 +480,8 @@
             <w:vAlign w:val="center"/>
           </w:tcPr>
           <w:p>
-            <w:pPr>
-              <w:spacing w:after="0"/>
-            </w:pPr>
             <w:r>
-              <w:rPr>
-                <w:sz w:val="19"/>
-              </w:rPr>
-              <w:t>Students can register without parent approval.</w:t>
+              <w:t>Each account shall use a unique email address and/or phone number according to platform policy.</w:t>
             </w:r>
           </w:p>
         </w:tc>
@@ -595,19 +496,7 @@
             <w:vAlign w:val="center"/>
           </w:tcPr>
           <w:p>
-            <w:pPr>
-              <w:spacing w:after="0"/>
-            </w:pPr>
             <w:r>
-              <w:rPr>
-                <w:sz w:val="19"/>
-              </w:rPr>
-              <w:t xml:space="preserve"> </w:t>
-            </w:r>
-            <w:r>
-              <w:rPr>
-                <w:sz w:val="19"/>
-              </w:rPr>
               <w:t>BR-02</w:t>
             </w:r>
           </w:p>
@@ -618,28 +507,8 @@
             <w:vAlign w:val="center"/>
           </w:tcPr>
           <w:p>
-            <w:pPr>
-              <w:spacing w:after="0"/>
-            </w:pPr>
             <w:r>
-              <w:rPr>
-                <w:sz w:val="19"/>
-              </w:rPr>
-              <w:t xml:space="preserve">Parents can register and link </w:t>
-            </w:r>
-            <w:proofErr w:type="gramStart"/>
-            <w:r>
-              <w:rPr>
-                <w:sz w:val="19"/>
-              </w:rPr>
-              <w:t>to</w:t>
-            </w:r>
-            <w:proofErr w:type="gramEnd"/>
-            <w:r>
-              <w:rPr>
-                <w:sz w:val="19"/>
-              </w:rPr>
-              <w:t xml:space="preserve"> students using student ID.</w:t>
+              <w:t>A user cannot register multiple active accounts using the same unique identifier.</w:t>
             </w:r>
           </w:p>
         </w:tc>
@@ -654,19 +523,7 @@
             <w:vAlign w:val="center"/>
           </w:tcPr>
           <w:p>
-            <w:pPr>
-              <w:spacing w:after="0"/>
-            </w:pPr>
             <w:r>
-              <w:rPr>
-                <w:sz w:val="19"/>
-              </w:rPr>
-              <w:t xml:space="preserve"> </w:t>
-            </w:r>
-            <w:r>
-              <w:rPr>
-                <w:sz w:val="19"/>
-              </w:rPr>
               <w:t>BR-03</w:t>
             </w:r>
           </w:p>
@@ -677,14 +534,8 @@
             <w:vAlign w:val="center"/>
           </w:tcPr>
           <w:p>
-            <w:pPr>
-              <w:spacing w:after="0"/>
-            </w:pPr>
             <w:r>
-              <w:rPr>
-                <w:sz w:val="19"/>
-              </w:rPr>
-              <w:t>Teachers cannot publish courses before admin approval.</w:t>
+              <w:t>Newly registered accounts shall remain inactive until required verification is completed.</w:t>
             </w:r>
           </w:p>
         </w:tc>
@@ -699,19 +550,7 @@
             <w:vAlign w:val="center"/>
           </w:tcPr>
           <w:p>
-            <w:pPr>
-              <w:spacing w:after="0"/>
-            </w:pPr>
             <w:r>
-              <w:rPr>
-                <w:sz w:val="19"/>
-              </w:rPr>
-              <w:t xml:space="preserve"> </w:t>
-            </w:r>
-            <w:r>
-              <w:rPr>
-                <w:sz w:val="19"/>
-              </w:rPr>
               <w:t>BR-04</w:t>
             </w:r>
           </w:p>
@@ -722,14 +561,8 @@
             <w:vAlign w:val="center"/>
           </w:tcPr>
           <w:p>
-            <w:pPr>
-              <w:spacing w:after="0"/>
-            </w:pPr>
             <w:r>
-              <w:rPr>
-                <w:sz w:val="19"/>
-              </w:rPr>
-              <w:t>Each user must have one primary role in MVP.</w:t>
+              <w:t>Each user shall have one primary role in the MVP: Student, Parent, Teacher, or Admin.</w:t>
             </w:r>
           </w:p>
         </w:tc>
@@ -744,19 +577,7 @@
             <w:vAlign w:val="center"/>
           </w:tcPr>
           <w:p>
-            <w:pPr>
-              <w:spacing w:after="0"/>
-            </w:pPr>
             <w:r>
-              <w:rPr>
-                <w:sz w:val="19"/>
-              </w:rPr>
-              <w:t xml:space="preserve"> </w:t>
-            </w:r>
-            <w:r>
-              <w:rPr>
-                <w:sz w:val="19"/>
-              </w:rPr>
               <w:t>BR-05</w:t>
             </w:r>
           </w:p>
@@ -767,14 +588,8 @@
             <w:vAlign w:val="center"/>
           </w:tcPr>
           <w:p>
-            <w:pPr>
-              <w:spacing w:after="0"/>
-            </w:pPr>
             <w:r>
-              <w:rPr>
-                <w:sz w:val="19"/>
-              </w:rPr>
-              <w:t>Users can access only screens allowed for their role.</w:t>
+              <w:t>Users can access only screens and actions allowed for their assigned role.</w:t>
             </w:r>
           </w:p>
         </w:tc>
@@ -789,19 +604,7 @@
             <w:vAlign w:val="center"/>
           </w:tcPr>
           <w:p>
-            <w:pPr>
-              <w:spacing w:after="0"/>
-            </w:pPr>
             <w:r>
-              <w:rPr>
-                <w:sz w:val="19"/>
-              </w:rPr>
-              <w:t xml:space="preserve"> </w:t>
-            </w:r>
-            <w:r>
-              <w:rPr>
-                <w:sz w:val="19"/>
-              </w:rPr>
               <w:t>BR-06</w:t>
             </w:r>
           </w:p>
@@ -812,14 +615,158 @@
             <w:vAlign w:val="center"/>
           </w:tcPr>
           <w:p>
-            <w:pPr>
-              <w:spacing w:after="0"/>
-            </w:pPr>
             <w:r>
-              <w:rPr>
-                <w:sz w:val="19"/>
-              </w:rPr>
-              <w:t>Admin actions should be recorded for audit.</w:t>
+              <w:t>Teacher accounts shall remain pending until approved by an Admin.</w:t>
+            </w:r>
+          </w:p>
+        </w:tc>
+      </w:tr>
+      <w:tr>
+        <w:trPr>
+          <w:jc w:val="center"/>
+        </w:trPr>
+        <w:tc>
+          <w:tcPr>
+            <w:tcW w:w="4675" w:type="dxa"/>
+          </w:tcPr>
+          <w:p>
+            <w:r>
+              <w:t>BR-07</w:t>
+            </w:r>
+          </w:p>
+        </w:tc>
+        <w:tc>
+          <w:tcPr>
+            <w:tcW w:w="4675" w:type="dxa"/>
+          </w:tcPr>
+          <w:p>
+            <w:r>
+              <w:t>Teachers cannot create or publish courses before approval.</w:t>
+            </w:r>
+          </w:p>
+        </w:tc>
+      </w:tr>
+      <w:tr>
+        <w:trPr>
+          <w:jc w:val="center"/>
+        </w:trPr>
+        <w:tc>
+          <w:tcPr>
+            <w:tcW w:w="4675" w:type="dxa"/>
+          </w:tcPr>
+          <w:p>
+            <w:r>
+              <w:t>BR-08</w:t>
+            </w:r>
+          </w:p>
+        </w:tc>
+        <w:tc>
+          <w:tcPr>
+            <w:tcW w:w="4675" w:type="dxa"/>
+          </w:tcPr>
+          <w:p>
+            <w:r>
+              <w:t>Parents may view only students formally linked to their account.</w:t>
+            </w:r>
+          </w:p>
+        </w:tc>
+      </w:tr>
+      <w:tr>
+        <w:trPr>
+          <w:jc w:val="center"/>
+        </w:trPr>
+        <w:tc>
+          <w:tcPr>
+            <w:tcW w:w="4675" w:type="dxa"/>
+          </w:tcPr>
+          <w:p>
+            <w:r>
+              <w:t>BR-09</w:t>
+            </w:r>
+          </w:p>
+        </w:tc>
+        <w:tc>
+          <w:tcPr>
+            <w:tcW w:w="4675" w:type="dxa"/>
+          </w:tcPr>
+          <w:p>
+            <w:r>
+              <w:t>Suspended, locked, or deactivated users shall not be allowed to authenticate.</w:t>
+            </w:r>
+          </w:p>
+        </w:tc>
+      </w:tr>
+      <w:tr>
+        <w:trPr>
+          <w:jc w:val="center"/>
+        </w:trPr>
+        <w:tc>
+          <w:tcPr>
+            <w:tcW w:w="4675" w:type="dxa"/>
+          </w:tcPr>
+          <w:p>
+            <w:r>
+              <w:t>BR-10</w:t>
+            </w:r>
+          </w:p>
+        </w:tc>
+        <w:tc>
+          <w:tcPr>
+            <w:tcW w:w="4675" w:type="dxa"/>
+          </w:tcPr>
+          <w:p>
+            <w:r>
+              <w:t>Password reset tokens or OTP codes shall expire after a configured period and may be used only once.</w:t>
+            </w:r>
+          </w:p>
+        </w:tc>
+      </w:tr>
+      <w:tr>
+        <w:trPr>
+          <w:jc w:val="center"/>
+        </w:trPr>
+        <w:tc>
+          <w:tcPr>
+            <w:tcW w:w="4675" w:type="dxa"/>
+          </w:tcPr>
+          <w:p>
+            <w:r>
+              <w:t>BR-11</w:t>
+            </w:r>
+          </w:p>
+        </w:tc>
+        <w:tc>
+          <w:tcPr>
+            <w:tcW w:w="4675" w:type="dxa"/>
+          </w:tcPr>
+          <w:p>
+            <w:r>
+              <w:t>Sensitive admin actions such as approval, suspension, role change, and password reset shall be recorded in the audit log.</w:t>
+            </w:r>
+          </w:p>
+        </w:tc>
+      </w:tr>
+      <w:tr>
+        <w:trPr>
+          <w:jc w:val="center"/>
+        </w:trPr>
+        <w:tc>
+          <w:tcPr>
+            <w:tcW w:w="4675" w:type="dxa"/>
+          </w:tcPr>
+          <w:p>
+            <w:r>
+              <w:t>BR-12</w:t>
+            </w:r>
+          </w:p>
+        </w:tc>
+        <w:tc>
+          <w:tcPr>
+            <w:tcW w:w="4675" w:type="dxa"/>
+          </w:tcPr>
+          <w:p>
+            <w:r>
+              <w:t>Repeated failed login attempts shall trigger temporary lockout or additional verification based on security policy.</w:t>
             </w:r>
           </w:p>
         </w:tc>
@@ -866,14 +813,7 @@
             <w:vAlign w:val="center"/>
           </w:tcPr>
           <w:p>
-            <w:pPr>
-              <w:spacing w:after="0"/>
-            </w:pPr>
             <w:r>
-              <w:rPr>
-                <w:b/>
-                <w:sz w:val="19"/>
-              </w:rPr>
               <w:t>ID</w:t>
             </w:r>
           </w:p>
@@ -885,14 +825,7 @@
             <w:vAlign w:val="center"/>
           </w:tcPr>
           <w:p>
-            <w:pPr>
-              <w:spacing w:after="0"/>
-            </w:pPr>
             <w:r>
-              <w:rPr>
-                <w:b/>
-                <w:sz w:val="19"/>
-              </w:rPr>
               <w:t>Requirement</w:t>
             </w:r>
           </w:p>
@@ -908,19 +841,7 @@
             <w:vAlign w:val="center"/>
           </w:tcPr>
           <w:p>
-            <w:pPr>
-              <w:spacing w:after="0"/>
-            </w:pPr>
             <w:r>
-              <w:rPr>
-                <w:sz w:val="19"/>
-              </w:rPr>
-              <w:t xml:space="preserve"> </w:t>
-            </w:r>
-            <w:r>
-              <w:rPr>
-                <w:sz w:val="19"/>
-              </w:rPr>
               <w:t>FR-01</w:t>
             </w:r>
           </w:p>
@@ -931,14 +852,8 @@
             <w:vAlign w:val="center"/>
           </w:tcPr>
           <w:p>
-            <w:pPr>
-              <w:spacing w:after="0"/>
-            </w:pPr>
             <w:r>
-              <w:rPr>
-                <w:sz w:val="19"/>
-              </w:rPr>
-              <w:t>The system shall allow students to create accounts.</w:t>
+              <w:t>The system shall allow students to create accounts using the required registration fields.</w:t>
             </w:r>
           </w:p>
         </w:tc>
@@ -953,19 +868,7 @@
             <w:vAlign w:val="center"/>
           </w:tcPr>
           <w:p>
-            <w:pPr>
-              <w:spacing w:after="0"/>
-            </w:pPr>
             <w:r>
-              <w:rPr>
-                <w:sz w:val="19"/>
-              </w:rPr>
-              <w:t xml:space="preserve"> </w:t>
-            </w:r>
-            <w:r>
-              <w:rPr>
-                <w:sz w:val="19"/>
-              </w:rPr>
               <w:t>FR-02</w:t>
             </w:r>
           </w:p>
@@ -976,14 +879,8 @@
             <w:vAlign w:val="center"/>
           </w:tcPr>
           <w:p>
-            <w:pPr>
-              <w:spacing w:after="0"/>
-            </w:pPr>
             <w:r>
-              <w:rPr>
-                <w:sz w:val="19"/>
-              </w:rPr>
-              <w:t>The system shall allow parents to create accounts.</w:t>
+              <w:t>The system shall allow parents to create accounts using the required registration fields.</w:t>
             </w:r>
           </w:p>
         </w:tc>
@@ -998,19 +895,7 @@
             <w:vAlign w:val="center"/>
           </w:tcPr>
           <w:p>
-            <w:pPr>
-              <w:spacing w:after="0"/>
-            </w:pPr>
             <w:r>
-              <w:rPr>
-                <w:sz w:val="19"/>
-              </w:rPr>
-              <w:t xml:space="preserve"> </w:t>
-            </w:r>
-            <w:r>
-              <w:rPr>
-                <w:sz w:val="19"/>
-              </w:rPr>
               <w:t>FR-03</w:t>
             </w:r>
           </w:p>
@@ -1021,28 +906,8 @@
             <w:vAlign w:val="center"/>
           </w:tcPr>
           <w:p>
-            <w:pPr>
-              <w:spacing w:after="0"/>
-            </w:pPr>
             <w:r>
-              <w:rPr>
-                <w:sz w:val="19"/>
-              </w:rPr>
-              <w:t xml:space="preserve">The </w:t>
-            </w:r>
-            <w:proofErr w:type="gramStart"/>
-            <w:r>
-              <w:rPr>
-                <w:sz w:val="19"/>
-              </w:rPr>
-              <w:t>system shall</w:t>
-            </w:r>
-            <w:proofErr w:type="gramEnd"/>
-            <w:r>
-              <w:rPr>
-                <w:sz w:val="19"/>
-              </w:rPr>
-              <w:t xml:space="preserve"> allow users to log in and log out.</w:t>
+              <w:t>The system shall allow teachers to create accounts and submit verification details.</w:t>
             </w:r>
           </w:p>
         </w:tc>
@@ -1057,19 +922,8 @@
             <w:vAlign w:val="center"/>
           </w:tcPr>
           <w:p>
-            <w:pPr>
-              <w:spacing w:after="0"/>
-            </w:pPr>
             <w:r>
-              <w:rPr>
-                <w:sz w:val="19"/>
-              </w:rPr>
-              <w:t xml:space="preserve"> </w:t>
-            </w:r>
-            <w:r>
-              <w:rPr>
-                <w:sz w:val="19"/>
-              </w:rPr>
+              <w:lastRenderedPageBreak/>
               <w:t>FR-04</w:t>
             </w:r>
           </w:p>
@@ -1080,28 +934,8 @@
             <w:vAlign w:val="center"/>
           </w:tcPr>
           <w:p>
-            <w:pPr>
-              <w:spacing w:after="0"/>
-            </w:pPr>
             <w:r>
-              <w:rPr>
-                <w:sz w:val="19"/>
-              </w:rPr>
-              <w:t xml:space="preserve">The </w:t>
-            </w:r>
-            <w:proofErr w:type="gramStart"/>
-            <w:r>
-              <w:rPr>
-                <w:sz w:val="19"/>
-              </w:rPr>
-              <w:t>system shall</w:t>
-            </w:r>
-            <w:proofErr w:type="gramEnd"/>
-            <w:r>
-              <w:rPr>
-                <w:sz w:val="19"/>
-              </w:rPr>
-              <w:t xml:space="preserve"> allow users to update basic profile data.</w:t>
+              <w:t>The system shall validate uniqueness of email address and/or phone number before account creation.</w:t>
             </w:r>
           </w:p>
         </w:tc>
@@ -1116,19 +950,7 @@
             <w:vAlign w:val="center"/>
           </w:tcPr>
           <w:p>
-            <w:pPr>
-              <w:spacing w:after="0"/>
-            </w:pPr>
             <w:r>
-              <w:rPr>
-                <w:sz w:val="19"/>
-              </w:rPr>
-              <w:t xml:space="preserve"> </w:t>
-            </w:r>
-            <w:r>
-              <w:rPr>
-                <w:sz w:val="19"/>
-              </w:rPr>
               <w:t>FR-05</w:t>
             </w:r>
           </w:p>
@@ -1139,14 +961,8 @@
             <w:vAlign w:val="center"/>
           </w:tcPr>
           <w:p>
-            <w:pPr>
-              <w:spacing w:after="0"/>
-            </w:pPr>
             <w:r>
-              <w:rPr>
-                <w:sz w:val="19"/>
-              </w:rPr>
-              <w:t>The system shall allow teacher accounts to be submitted for approval.</w:t>
+              <w:t>The system shall require account verification through the configured channel such as email verification or SMS OTP.</w:t>
             </w:r>
           </w:p>
         </w:tc>
@@ -1161,20 +977,7 @@
             <w:vAlign w:val="center"/>
           </w:tcPr>
           <w:p>
-            <w:pPr>
-              <w:spacing w:after="0"/>
-            </w:pPr>
             <w:r>
-              <w:rPr>
-                <w:sz w:val="19"/>
-              </w:rPr>
-              <w:lastRenderedPageBreak/>
-              <w:t xml:space="preserve"> </w:t>
-            </w:r>
-            <w:r>
-              <w:rPr>
-                <w:sz w:val="19"/>
-              </w:rPr>
               <w:t>FR-06</w:t>
             </w:r>
           </w:p>
@@ -1185,28 +988,8 @@
             <w:vAlign w:val="center"/>
           </w:tcPr>
           <w:p>
-            <w:pPr>
-              <w:spacing w:after="0"/>
-            </w:pPr>
             <w:r>
-              <w:rPr>
-                <w:sz w:val="19"/>
-              </w:rPr>
-              <w:t xml:space="preserve">The system shall allow </w:t>
-            </w:r>
-            <w:proofErr w:type="gramStart"/>
-            <w:r>
-              <w:rPr>
-                <w:sz w:val="19"/>
-              </w:rPr>
-              <w:t>admin</w:t>
-            </w:r>
-            <w:proofErr w:type="gramEnd"/>
-            <w:r>
-              <w:rPr>
-                <w:sz w:val="19"/>
-              </w:rPr>
-              <w:t xml:space="preserve"> to approve or reject teachers.</w:t>
+              <w:t>The system shall allow verified users to log in and log out securely.</w:t>
             </w:r>
           </w:p>
         </w:tc>
@@ -1221,19 +1004,7 @@
             <w:vAlign w:val="center"/>
           </w:tcPr>
           <w:p>
-            <w:pPr>
-              <w:spacing w:after="0"/>
-            </w:pPr>
             <w:r>
-              <w:rPr>
-                <w:sz w:val="19"/>
-              </w:rPr>
-              <w:t xml:space="preserve"> </w:t>
-            </w:r>
-            <w:r>
-              <w:rPr>
-                <w:sz w:val="19"/>
-              </w:rPr>
               <w:t>FR-07</w:t>
             </w:r>
           </w:p>
@@ -1244,28 +1015,8 @@
             <w:vAlign w:val="center"/>
           </w:tcPr>
           <w:p>
-            <w:pPr>
-              <w:spacing w:after="0"/>
-            </w:pPr>
             <w:r>
-              <w:rPr>
-                <w:sz w:val="19"/>
-              </w:rPr>
-              <w:t xml:space="preserve">The system </w:t>
-            </w:r>
-            <w:proofErr w:type="gramStart"/>
-            <w:r>
-              <w:rPr>
-                <w:sz w:val="19"/>
-              </w:rPr>
-              <w:t>shall</w:t>
-            </w:r>
-            <w:proofErr w:type="gramEnd"/>
-            <w:r>
-              <w:rPr>
-                <w:sz w:val="19"/>
-              </w:rPr>
-              <w:t xml:space="preserve"> enforce role-based access to screens and actions.</w:t>
+              <w:t>The system shall allow users to request password reset and complete secure account recovery.</w:t>
             </w:r>
           </w:p>
         </w:tc>
@@ -1280,19 +1031,7 @@
             <w:vAlign w:val="center"/>
           </w:tcPr>
           <w:p>
-            <w:pPr>
-              <w:spacing w:after="0"/>
-            </w:pPr>
             <w:r>
-              <w:rPr>
-                <w:sz w:val="19"/>
-              </w:rPr>
-              <w:t xml:space="preserve"> </w:t>
-            </w:r>
-            <w:r>
-              <w:rPr>
-                <w:sz w:val="19"/>
-              </w:rPr>
               <w:t>FR-08</w:t>
             </w:r>
           </w:p>
@@ -1303,14 +1042,183 @@
             <w:vAlign w:val="center"/>
           </w:tcPr>
           <w:p>
-            <w:pPr>
-              <w:spacing w:after="0"/>
-            </w:pPr>
             <w:r>
-              <w:rPr>
-                <w:sz w:val="19"/>
-              </w:rPr>
-              <w:t>The system shall prevent duplicate registration using the same phone or email.</w:t>
+              <w:t>The system shall allow users to update basic profile data allowed by role permissions.</w:t>
+            </w:r>
+          </w:p>
+        </w:tc>
+      </w:tr>
+      <w:tr>
+        <w:trPr>
+          <w:jc w:val="center"/>
+        </w:trPr>
+        <w:tc>
+          <w:tcPr>
+            <w:tcW w:w="4674" w:type="dxa"/>
+          </w:tcPr>
+          <w:p>
+            <w:r>
+              <w:t>FR-09</w:t>
+            </w:r>
+          </w:p>
+        </w:tc>
+        <w:tc>
+          <w:tcPr>
+            <w:tcW w:w="4676" w:type="dxa"/>
+          </w:tcPr>
+          <w:p>
+            <w:r>
+              <w:t>The system shall allow teacher accounts to be submitted for admin approval.</w:t>
+            </w:r>
+          </w:p>
+        </w:tc>
+      </w:tr>
+      <w:tr>
+        <w:trPr>
+          <w:jc w:val="center"/>
+        </w:trPr>
+        <w:tc>
+          <w:tcPr>
+            <w:tcW w:w="4674" w:type="dxa"/>
+          </w:tcPr>
+          <w:p>
+            <w:r>
+              <w:t>FR-10</w:t>
+            </w:r>
+          </w:p>
+        </w:tc>
+        <w:tc>
+          <w:tcPr>
+            <w:tcW w:w="4676" w:type="dxa"/>
+          </w:tcPr>
+          <w:p>
+            <w:r>
+              <w:t>The system shall allow Admins to approve or reject teachers and require a rejection reason.</w:t>
+            </w:r>
+          </w:p>
+        </w:tc>
+      </w:tr>
+      <w:tr>
+        <w:trPr>
+          <w:jc w:val="center"/>
+        </w:trPr>
+        <w:tc>
+          <w:tcPr>
+            <w:tcW w:w="4674" w:type="dxa"/>
+          </w:tcPr>
+          <w:p>
+            <w:r>
+              <w:t>FR-11</w:t>
+            </w:r>
+          </w:p>
+        </w:tc>
+        <w:tc>
+          <w:tcPr>
+            <w:tcW w:w="4676" w:type="dxa"/>
+          </w:tcPr>
+          <w:p>
+            <w:r>
+              <w:t>The system shall enforce role-based access to screens, APIs, and business actions.</w:t>
+            </w:r>
+          </w:p>
+        </w:tc>
+      </w:tr>
+      <w:tr>
+        <w:trPr>
+          <w:jc w:val="center"/>
+        </w:trPr>
+        <w:tc>
+          <w:tcPr>
+            <w:tcW w:w="4674" w:type="dxa"/>
+          </w:tcPr>
+          <w:p>
+            <w:r>
+              <w:t>FR-12</w:t>
+            </w:r>
+          </w:p>
+        </w:tc>
+        <w:tc>
+          <w:tcPr>
+            <w:tcW w:w="4676" w:type="dxa"/>
+          </w:tcPr>
+          <w:p>
+            <w:r>
+              <w:t>The system shall prevent suspended, inactive, or locked users from accessing protected resources.</w:t>
+            </w:r>
+          </w:p>
+        </w:tc>
+      </w:tr>
+      <w:tr>
+        <w:trPr>
+          <w:jc w:val="center"/>
+        </w:trPr>
+        <w:tc>
+          <w:tcPr>
+            <w:tcW w:w="4674" w:type="dxa"/>
+          </w:tcPr>
+          <w:p>
+            <w:r>
+              <w:t>FR-13</w:t>
+            </w:r>
+          </w:p>
+        </w:tc>
+        <w:tc>
+          <w:tcPr>
+            <w:tcW w:w="4676" w:type="dxa"/>
+          </w:tcPr>
+          <w:p>
+            <w:r>
+              <w:t>The system shall allow parents to link to student accounts using approved identifiers and validation rules.</w:t>
+            </w:r>
+          </w:p>
+        </w:tc>
+      </w:tr>
+      <w:tr>
+        <w:trPr>
+          <w:jc w:val="center"/>
+        </w:trPr>
+        <w:tc>
+          <w:tcPr>
+            <w:tcW w:w="4674" w:type="dxa"/>
+          </w:tcPr>
+          <w:p>
+            <w:r>
+              <w:t>FR-14</w:t>
+            </w:r>
+          </w:p>
+        </w:tc>
+        <w:tc>
+          <w:tcPr>
+            <w:tcW w:w="4676" w:type="dxa"/>
+          </w:tcPr>
+          <w:p>
+            <w:r>
+              <w:t>The system shall send notifications for verification, approval, rejection, password reset, and suspension events.</w:t>
+            </w:r>
+          </w:p>
+        </w:tc>
+      </w:tr>
+      <w:tr>
+        <w:trPr>
+          <w:jc w:val="center"/>
+        </w:trPr>
+        <w:tc>
+          <w:tcPr>
+            <w:tcW w:w="4674" w:type="dxa"/>
+          </w:tcPr>
+          <w:p>
+            <w:r>
+              <w:t>FR-15</w:t>
+            </w:r>
+          </w:p>
+        </w:tc>
+        <w:tc>
+          <w:tcPr>
+            <w:tcW w:w="4676" w:type="dxa"/>
+          </w:tcPr>
+          <w:p>
+            <w:r>
+              <w:t>The system shall log authentication attempts and high-risk account actions for audit and reporting.</w:t>
             </w:r>
           </w:p>
         </w:tc>
@@ -1358,14 +1266,7 @@
             <w:vAlign w:val="center"/>
           </w:tcPr>
           <w:p>
-            <w:pPr>
-              <w:spacing w:after="0"/>
-            </w:pPr>
             <w:r>
-              <w:rPr>
-                <w:b/>
-                <w:sz w:val="19"/>
-              </w:rPr>
               <w:t>Story ID</w:t>
             </w:r>
           </w:p>
@@ -1377,14 +1278,7 @@
             <w:vAlign w:val="center"/>
           </w:tcPr>
           <w:p>
-            <w:pPr>
-              <w:spacing w:after="0"/>
-            </w:pPr>
             <w:r>
-              <w:rPr>
-                <w:b/>
-                <w:sz w:val="19"/>
-              </w:rPr>
               <w:t>User Story</w:t>
             </w:r>
           </w:p>
@@ -1396,14 +1290,7 @@
             <w:vAlign w:val="center"/>
           </w:tcPr>
           <w:p>
-            <w:pPr>
-              <w:spacing w:after="0"/>
-            </w:pPr>
             <w:r>
-              <w:rPr>
-                <w:b/>
-                <w:sz w:val="19"/>
-              </w:rPr>
               <w:t>Acceptance Criteria</w:t>
             </w:r>
           </w:p>
@@ -1419,19 +1306,7 @@
             <w:vAlign w:val="center"/>
           </w:tcPr>
           <w:p>
-            <w:pPr>
-              <w:spacing w:after="0"/>
-            </w:pPr>
             <w:r>
-              <w:rPr>
-                <w:sz w:val="19"/>
-              </w:rPr>
-              <w:t xml:space="preserve"> </w:t>
-            </w:r>
-            <w:r>
-              <w:rPr>
-                <w:sz w:val="19"/>
-              </w:rPr>
               <w:t>US-01</w:t>
             </w:r>
           </w:p>
@@ -1442,13 +1317,7 @@
             <w:vAlign w:val="center"/>
           </w:tcPr>
           <w:p>
-            <w:pPr>
-              <w:spacing w:after="0"/>
-            </w:pPr>
             <w:r>
-              <w:rPr>
-                <w:sz w:val="19"/>
-              </w:rPr>
               <w:t>As a student, I want to register so that I can use the platform.</w:t>
             </w:r>
           </w:p>
@@ -1459,14 +1328,8 @@
             <w:vAlign w:val="center"/>
           </w:tcPr>
           <w:p>
-            <w:pPr>
-              <w:spacing w:after="0"/>
-            </w:pPr>
             <w:r>
-              <w:rPr>
-                <w:sz w:val="19"/>
-              </w:rPr>
-              <w:t>Student enters required data; duplicate phone/email is rejected; account is created.</w:t>
+              <w:t>Student enters required data; duplicate identifiers are rejected; verification is triggered; account is created in the correct initial status.</w:t>
             </w:r>
           </w:p>
         </w:tc>
@@ -1481,19 +1344,7 @@
             <w:vAlign w:val="center"/>
           </w:tcPr>
           <w:p>
-            <w:pPr>
-              <w:spacing w:after="0"/>
-            </w:pPr>
             <w:r>
-              <w:rPr>
-                <w:sz w:val="19"/>
-              </w:rPr>
-              <w:t xml:space="preserve"> </w:t>
-            </w:r>
-            <w:r>
-              <w:rPr>
-                <w:sz w:val="19"/>
-              </w:rPr>
               <w:t>US-02</w:t>
             </w:r>
           </w:p>
@@ -1504,14 +1355,8 @@
             <w:vAlign w:val="center"/>
           </w:tcPr>
           <w:p>
-            <w:pPr>
-              <w:spacing w:after="0"/>
-            </w:pPr>
             <w:r>
-              <w:rPr>
-                <w:sz w:val="19"/>
-              </w:rPr>
-              <w:t>As a parent, I want to register so that I can follow my child.</w:t>
+              <w:t>As a parent, I want to register and link to my child so that I can follow progress.</w:t>
             </w:r>
           </w:p>
         </w:tc>
@@ -1521,50 +1366,8 @@
             <w:vAlign w:val="center"/>
           </w:tcPr>
           <w:p>
-            <w:pPr>
-              <w:spacing w:after="0"/>
-            </w:pPr>
-            <w:proofErr w:type="gramStart"/>
             <w:r>
-              <w:rPr>
-                <w:sz w:val="19"/>
-              </w:rPr>
-              <w:t>Parent enters</w:t>
-            </w:r>
-            <w:proofErr w:type="gramEnd"/>
-            <w:r>
-              <w:rPr>
-                <w:sz w:val="19"/>
-              </w:rPr>
-              <w:t xml:space="preserve"> required data; </w:t>
-            </w:r>
-            <w:proofErr w:type="gramStart"/>
-            <w:r>
-              <w:rPr>
-                <w:sz w:val="19"/>
-              </w:rPr>
-              <w:t>account is</w:t>
-            </w:r>
-            <w:proofErr w:type="gramEnd"/>
-            <w:r>
-              <w:rPr>
-                <w:sz w:val="19"/>
-              </w:rPr>
-              <w:t xml:space="preserve"> created; </w:t>
-            </w:r>
-            <w:proofErr w:type="gramStart"/>
-            <w:r>
-              <w:rPr>
-                <w:sz w:val="19"/>
-              </w:rPr>
-              <w:t>parent</w:t>
-            </w:r>
-            <w:proofErr w:type="gramEnd"/>
-            <w:r>
-              <w:rPr>
-                <w:sz w:val="19"/>
-              </w:rPr>
-              <w:t xml:space="preserve"> can log in.</w:t>
+              <w:t>Parent account is created; parent logs in; approved student identifier is submitted; linked student becomes visible in the parent dashboard.</w:t>
             </w:r>
           </w:p>
         </w:tc>
@@ -1579,19 +1382,8 @@
             <w:vAlign w:val="center"/>
           </w:tcPr>
           <w:p>
-            <w:pPr>
-              <w:spacing w:after="0"/>
-            </w:pPr>
             <w:r>
-              <w:rPr>
-                <w:sz w:val="19"/>
-              </w:rPr>
-              <w:t xml:space="preserve"> </w:t>
-            </w:r>
-            <w:r>
-              <w:rPr>
-                <w:sz w:val="19"/>
-              </w:rPr>
+              <w:lastRenderedPageBreak/>
               <w:t>US-03</w:t>
             </w:r>
           </w:p>
@@ -1602,13 +1394,7 @@
             <w:vAlign w:val="center"/>
           </w:tcPr>
           <w:p>
-            <w:pPr>
-              <w:spacing w:after="0"/>
-            </w:pPr>
             <w:r>
-              <w:rPr>
-                <w:sz w:val="19"/>
-              </w:rPr>
               <w:t>As a teacher, I want my account approved so that I can create courses.</w:t>
             </w:r>
           </w:p>
@@ -1619,14 +1405,8 @@
             <w:vAlign w:val="center"/>
           </w:tcPr>
           <w:p>
-            <w:pPr>
-              <w:spacing w:after="0"/>
-            </w:pPr>
             <w:r>
-              <w:rPr>
-                <w:sz w:val="19"/>
-              </w:rPr>
-              <w:t>Teacher submits profile data; admin approves/rejects; rejected teacher cannot publish.</w:t>
+              <w:t>Teacher submits profile and verification data; Admin reviews the application; approved teacher gains access; rejected teacher receives a reason and cannot publish courses.</w:t>
             </w:r>
           </w:p>
         </w:tc>
@@ -1641,19 +1421,7 @@
             <w:vAlign w:val="center"/>
           </w:tcPr>
           <w:p>
-            <w:pPr>
-              <w:spacing w:after="0"/>
-            </w:pPr>
             <w:r>
-              <w:rPr>
-                <w:sz w:val="19"/>
-              </w:rPr>
-              <w:t xml:space="preserve"> </w:t>
-            </w:r>
-            <w:r>
-              <w:rPr>
-                <w:sz w:val="19"/>
-              </w:rPr>
               <w:t>US-04</w:t>
             </w:r>
           </w:p>
@@ -1664,13 +1432,7 @@
             <w:vAlign w:val="center"/>
           </w:tcPr>
           <w:p>
-            <w:pPr>
-              <w:spacing w:after="0"/>
-            </w:pPr>
             <w:r>
-              <w:rPr>
-                <w:sz w:val="19"/>
-              </w:rPr>
               <w:t>As an admin, I want to manage user accounts so that platform access is controlled.</w:t>
             </w:r>
           </w:p>
@@ -1681,14 +1443,78 @@
             <w:vAlign w:val="center"/>
           </w:tcPr>
           <w:p>
-            <w:pPr>
-              <w:spacing w:after="0"/>
-            </w:pPr>
             <w:r>
-              <w:rPr>
-                <w:sz w:val="19"/>
-              </w:rPr>
-              <w:t>Admin can view users; update status; approve teachers.</w:t>
+              <w:t>Admin can search users, view status, activate or suspend accounts, and all sensitive actions are logged.</w:t>
+            </w:r>
+          </w:p>
+        </w:tc>
+      </w:tr>
+      <w:tr>
+        <w:trPr>
+          <w:jc w:val="center"/>
+        </w:trPr>
+        <w:tc>
+          <w:tcPr>
+            <w:tcW w:w="3116" w:type="dxa"/>
+          </w:tcPr>
+          <w:p>
+            <w:r>
+              <w:t>US-05</w:t>
+            </w:r>
+          </w:p>
+        </w:tc>
+        <w:tc>
+          <w:tcPr>
+            <w:tcW w:w="3117" w:type="dxa"/>
+          </w:tcPr>
+          <w:p>
+            <w:r>
+              <w:t>As a user, I want to reset my password so that I can regain access if I forget it.</w:t>
+            </w:r>
+          </w:p>
+        </w:tc>
+        <w:tc>
+          <w:tcPr>
+            <w:tcW w:w="3117" w:type="dxa"/>
+          </w:tcPr>
+          <w:p>
+            <w:r>
+              <w:t>User requests reset; system sends a valid one-time recovery method; expired or reused reset method is rejected; new password is saved successfully.</w:t>
+            </w:r>
+          </w:p>
+        </w:tc>
+      </w:tr>
+      <w:tr>
+        <w:trPr>
+          <w:jc w:val="center"/>
+        </w:trPr>
+        <w:tc>
+          <w:tcPr>
+            <w:tcW w:w="3116" w:type="dxa"/>
+          </w:tcPr>
+          <w:p>
+            <w:r>
+              <w:t>US-06</w:t>
+            </w:r>
+          </w:p>
+        </w:tc>
+        <w:tc>
+          <w:tcPr>
+            <w:tcW w:w="3117" w:type="dxa"/>
+          </w:tcPr>
+          <w:p>
+            <w:r>
+              <w:t>As an admin, I want to suspend risky accounts so that unauthorized or policy-violating access is stopped.</w:t>
+            </w:r>
+          </w:p>
+        </w:tc>
+        <w:tc>
+          <w:tcPr>
+            <w:tcW w:w="3117" w:type="dxa"/>
+          </w:tcPr>
+          <w:p>
+            <w:r>
+              <w:t>Admin changes account status to Suspended; the user can no longer authenticate; the action is recorded in the audit log.</w:t>
             </w:r>
           </w:p>
         </w:tc>
@@ -1735,14 +1561,7 @@
             <w:vAlign w:val="center"/>
           </w:tcPr>
           <w:p>
-            <w:pPr>
-              <w:spacing w:after="0"/>
-            </w:pPr>
             <w:r>
-              <w:rPr>
-                <w:b/>
-                <w:sz w:val="19"/>
-              </w:rPr>
               <w:t>Object</w:t>
             </w:r>
           </w:p>
@@ -1754,14 +1573,7 @@
             <w:vAlign w:val="center"/>
           </w:tcPr>
           <w:p>
-            <w:pPr>
-              <w:spacing w:after="0"/>
-            </w:pPr>
             <w:r>
-              <w:rPr>
-                <w:b/>
-                <w:sz w:val="19"/>
-              </w:rPr>
               <w:t>Important Fields</w:t>
             </w:r>
           </w:p>
@@ -1777,13 +1589,7 @@
             <w:vAlign w:val="center"/>
           </w:tcPr>
           <w:p>
-            <w:pPr>
-              <w:spacing w:after="0"/>
-            </w:pPr>
             <w:r>
-              <w:rPr>
-                <w:sz w:val="19"/>
-              </w:rPr>
               <w:t>User</w:t>
             </w:r>
           </w:p>
@@ -1794,14 +1600,8 @@
             <w:vAlign w:val="center"/>
           </w:tcPr>
           <w:p>
-            <w:pPr>
-              <w:spacing w:after="0"/>
-            </w:pPr>
             <w:r>
-              <w:rPr>
-                <w:sz w:val="19"/>
-              </w:rPr>
-              <w:t>ID, name, phone, email, password, role, status</w:t>
+              <w:t>UserId, FullName, Email, PhoneNumber, PasswordHash, PrimaryRole, Status, VerificationStatus, LastLoginAt</w:t>
             </w:r>
           </w:p>
         </w:tc>
@@ -1816,13 +1616,7 @@
             <w:vAlign w:val="center"/>
           </w:tcPr>
           <w:p>
-            <w:pPr>
-              <w:spacing w:after="0"/>
-            </w:pPr>
             <w:r>
-              <w:rPr>
-                <w:sz w:val="19"/>
-              </w:rPr>
               <w:t>Student Profile</w:t>
             </w:r>
           </w:p>
@@ -1833,14 +1627,8 @@
             <w:vAlign w:val="center"/>
           </w:tcPr>
           <w:p>
-            <w:pPr>
-              <w:spacing w:after="0"/>
-            </w:pPr>
             <w:r>
-              <w:rPr>
-                <w:sz w:val="19"/>
-              </w:rPr>
-              <w:t>User ID, student ID, secondary year</w:t>
+              <w:t>StudentProfileId, UserId, StudentCode, GradeLevel, EnrollmentStatus</w:t>
             </w:r>
           </w:p>
         </w:tc>
@@ -1855,13 +1643,7 @@
             <w:vAlign w:val="center"/>
           </w:tcPr>
           <w:p>
-            <w:pPr>
-              <w:spacing w:after="0"/>
-            </w:pPr>
             <w:r>
-              <w:rPr>
-                <w:sz w:val="19"/>
-              </w:rPr>
               <w:t>Parent Profile</w:t>
             </w:r>
           </w:p>
@@ -1872,14 +1654,8 @@
             <w:vAlign w:val="center"/>
           </w:tcPr>
           <w:p>
-            <w:pPr>
-              <w:spacing w:after="0"/>
-            </w:pPr>
             <w:r>
-              <w:rPr>
-                <w:sz w:val="19"/>
-              </w:rPr>
-              <w:t>User ID</w:t>
+              <w:t>ParentProfileId, UserId</w:t>
             </w:r>
           </w:p>
         </w:tc>
@@ -1894,13 +1670,7 @@
             <w:vAlign w:val="center"/>
           </w:tcPr>
           <w:p>
-            <w:pPr>
-              <w:spacing w:after="0"/>
-            </w:pPr>
             <w:r>
-              <w:rPr>
-                <w:sz w:val="19"/>
-              </w:rPr>
               <w:t>Teacher Profile</w:t>
             </w:r>
           </w:p>
@@ -1911,14 +1681,108 @@
             <w:vAlign w:val="center"/>
           </w:tcPr>
           <w:p>
-            <w:pPr>
-              <w:spacing w:after="0"/>
-            </w:pPr>
             <w:r>
-              <w:rPr>
-                <w:sz w:val="19"/>
-              </w:rPr>
-              <w:t>User ID, subject, bio, profile image, documents, approval status</w:t>
+              <w:t>TeacherProfileId, UserId, SubjectSpecialization, Bio, ProfileImageUrl, Documents, ApprovalStatus</w:t>
+            </w:r>
+          </w:p>
+        </w:tc>
+      </w:tr>
+      <w:tr>
+        <w:trPr>
+          <w:jc w:val="center"/>
+        </w:trPr>
+        <w:tc>
+          <w:tcPr>
+            <w:tcW w:w="4675" w:type="dxa"/>
+          </w:tcPr>
+          <w:p>
+            <w:r>
+              <w:t>Parent Student Link</w:t>
+            </w:r>
+          </w:p>
+        </w:tc>
+        <w:tc>
+          <w:tcPr>
+            <w:tcW w:w="4675" w:type="dxa"/>
+          </w:tcPr>
+          <w:p>
+            <w:r>
+              <w:t>LinkId, ParentUserId, StudentUserId, LinkStatus, LinkedAt</w:t>
+            </w:r>
+          </w:p>
+        </w:tc>
+      </w:tr>
+      <w:tr>
+        <w:trPr>
+          <w:jc w:val="center"/>
+        </w:trPr>
+        <w:tc>
+          <w:tcPr>
+            <w:tcW w:w="4675" w:type="dxa"/>
+          </w:tcPr>
+          <w:p>
+            <w:r>
+              <w:t>User Session</w:t>
+            </w:r>
+          </w:p>
+        </w:tc>
+        <w:tc>
+          <w:tcPr>
+            <w:tcW w:w="4675" w:type="dxa"/>
+          </w:tcPr>
+          <w:p>
+            <w:r>
+              <w:t>SessionId, UserId, IssuedAt, ExpiresAt, RevokedAt, DeviceInfo, IPAddress</w:t>
+            </w:r>
+          </w:p>
+        </w:tc>
+      </w:tr>
+      <w:tr>
+        <w:trPr>
+          <w:jc w:val="center"/>
+        </w:trPr>
+        <w:tc>
+          <w:tcPr>
+            <w:tcW w:w="4675" w:type="dxa"/>
+          </w:tcPr>
+          <w:p>
+            <w:r>
+              <w:t>Password Reset Request</w:t>
+            </w:r>
+          </w:p>
+        </w:tc>
+        <w:tc>
+          <w:tcPr>
+            <w:tcW w:w="4675" w:type="dxa"/>
+          </w:tcPr>
+          <w:p>
+            <w:r>
+              <w:t>ResetRequestId, UserId, TokenOrOtpHash, ExpiresAt, UsedAt, RequestChannel</w:t>
+            </w:r>
+          </w:p>
+        </w:tc>
+      </w:tr>
+      <w:tr>
+        <w:trPr>
+          <w:jc w:val="center"/>
+        </w:trPr>
+        <w:tc>
+          <w:tcPr>
+            <w:tcW w:w="4675" w:type="dxa"/>
+          </w:tcPr>
+          <w:p>
+            <w:r>
+              <w:t>Audit Log</w:t>
+            </w:r>
+          </w:p>
+        </w:tc>
+        <w:tc>
+          <w:tcPr>
+            <w:tcW w:w="4675" w:type="dxa"/>
+          </w:tcPr>
+          <w:p>
+            <w:r>
+              <w:t>AuditLogId, ActorUserId, ActionType, TargetUserId, ActionDetails, Timestamp</w:t>
             </w:r>
           </w:p>
         </w:tc>
